--- a/docgen/テーブル定義書_ER図.docx
+++ b/docgen/テーブル定義書_ER図.docx
@@ -345,6 +345,80 @@
           </w:p>
         </w:tc>
       </w:tr>
+      <w:tr>
+        <w:tc>
+          <w:tcPr>
+            <w:tcW w:type="dxa" w:w="1400"/>
+            <w:tcMar>
+              <w:top w:type="dxa" w:w="80"/>
+              <w:left w:type="dxa" w:w="100"/>
+              <w:bottom w:type="dxa" w:w="80"/>
+              <w:right w:type="dxa" w:w="100"/>
+            </w:tcMar>
+            <w:vAlign w:val="center"/>
+          </w:tcPr>
+          <w:p>
+            <w:r>
+              <w:rPr>
+                <w:b w:val="false"/>
+                <w:bCs w:val="false"/>
+                <w:color w:val="000000"/>
+                <w:sz w:val="18"/>
+                <w:szCs w:val="18"/>
+              </w:rPr>
+              <w:t xml:space="preserve">v1.1</w:t>
+            </w:r>
+          </w:p>
+        </w:tc>
+        <w:tc>
+          <w:tcPr>
+            <w:tcW w:type="dxa" w:w="2200"/>
+            <w:tcMar>
+              <w:top w:type="dxa" w:w="80"/>
+              <w:left w:type="dxa" w:w="100"/>
+              <w:bottom w:type="dxa" w:w="80"/>
+              <w:right w:type="dxa" w:w="100"/>
+            </w:tcMar>
+            <w:vAlign w:val="center"/>
+          </w:tcPr>
+          <w:p>
+            <w:r>
+              <w:rPr>
+                <w:b w:val="false"/>
+                <w:bCs w:val="false"/>
+                <w:color w:val="000000"/>
+                <w:sz w:val="18"/>
+                <w:szCs w:val="18"/>
+              </w:rPr>
+              <w:t xml:space="preserve">2026年8月</w:t>
+            </w:r>
+          </w:p>
+        </w:tc>
+        <w:tc>
+          <w:tcPr>
+            <w:tcW w:type="dxa" w:w="6800"/>
+            <w:tcMar>
+              <w:top w:type="dxa" w:w="80"/>
+              <w:left w:type="dxa" w:w="100"/>
+              <w:bottom w:type="dxa" w:w="80"/>
+              <w:right w:type="dxa" w:w="100"/>
+            </w:tcMar>
+            <w:vAlign w:val="center"/>
+          </w:tcPr>
+          <w:p>
+            <w:r>
+              <w:rPr>
+                <w:b w:val="false"/>
+                <w:bCs w:val="false"/>
+                <w:color w:val="000000"/>
+                <w:sz w:val="18"/>
+                <w:szCs w:val="18"/>
+              </w:rPr>
+              <w:t xml:space="preserve">migration 0007: usersにgoogle_sub等5列を追加。two_factor_pending / oauth_state / oauth_handoffの3テーブルを追加</w:t>
+            </w:r>
+          </w:p>
+        </w:tc>
+      </w:tr>
     </w:tbl>
     <w:p>
       <w:r>
@@ -2043,6 +2117,376 @@
           </w:p>
         </w:tc>
       </w:tr>
+      <w:tr>
+        <w:tc>
+          <w:tcPr>
+            <w:tcW w:type="dxa" w:w="2800"/>
+            <w:tcMar>
+              <w:top w:type="dxa" w:w="80"/>
+              <w:left w:type="dxa" w:w="100"/>
+              <w:bottom w:type="dxa" w:w="80"/>
+              <w:right w:type="dxa" w:w="100"/>
+            </w:tcMar>
+            <w:vAlign w:val="center"/>
+          </w:tcPr>
+          <w:p>
+            <w:r>
+              <w:rPr>
+                <w:b w:val="false"/>
+                <w:bCs w:val="false"/>
+                <w:color w:val="000000"/>
+                <w:sz w:val="18"/>
+                <w:szCs w:val="18"/>
+              </w:rPr>
+              <w:t xml:space="preserve">google_sub</w:t>
+            </w:r>
+          </w:p>
+        </w:tc>
+        <w:tc>
+          <w:tcPr>
+            <w:tcW w:type="dxa" w:w="2200"/>
+            <w:tcMar>
+              <w:top w:type="dxa" w:w="80"/>
+              <w:left w:type="dxa" w:w="100"/>
+              <w:bottom w:type="dxa" w:w="80"/>
+              <w:right w:type="dxa" w:w="100"/>
+            </w:tcMar>
+            <w:vAlign w:val="center"/>
+          </w:tcPr>
+          <w:p>
+            <w:r>
+              <w:rPr>
+                <w:b w:val="false"/>
+                <w:bCs w:val="false"/>
+                <w:color w:val="000000"/>
+                <w:sz w:val="18"/>
+                <w:szCs w:val="18"/>
+              </w:rPr>
+              <w:t xml:space="preserve">TEXT UNIQUE(NULL許容)</w:t>
+            </w:r>
+          </w:p>
+        </w:tc>
+        <w:tc>
+          <w:tcPr>
+            <w:tcW w:type="dxa" w:w="5000"/>
+            <w:tcMar>
+              <w:top w:type="dxa" w:w="80"/>
+              <w:left w:type="dxa" w:w="100"/>
+              <w:bottom w:type="dxa" w:w="80"/>
+              <w:right w:type="dxa" w:w="100"/>
+            </w:tcMar>
+            <w:vAlign w:val="center"/>
+          </w:tcPr>
+          <w:p>
+            <w:r>
+              <w:rPr>
+                <w:b w:val="false"/>
+                <w:bCs w:val="false"/>
+                <w:color w:val="000000"/>
+                <w:sz w:val="18"/>
+                <w:szCs w:val="18"/>
+              </w:rPr>
+              <w:t xml:space="preserve">Google連携時の一意なユーザーID。連携していないアカウントはNULL</w:t>
+            </w:r>
+          </w:p>
+        </w:tc>
+      </w:tr>
+      <w:tr>
+        <w:tc>
+          <w:tcPr>
+            <w:tcW w:type="dxa" w:w="2800"/>
+            <w:tcMar>
+              <w:top w:type="dxa" w:w="80"/>
+              <w:left w:type="dxa" w:w="100"/>
+              <w:bottom w:type="dxa" w:w="80"/>
+              <w:right w:type="dxa" w:w="100"/>
+            </w:tcMar>
+            <w:vAlign w:val="center"/>
+          </w:tcPr>
+          <w:p>
+            <w:r>
+              <w:rPr>
+                <w:b w:val="false"/>
+                <w:bCs w:val="false"/>
+                <w:color w:val="000000"/>
+                <w:sz w:val="18"/>
+                <w:szCs w:val="18"/>
+              </w:rPr>
+              <w:t xml:space="preserve">avatar_url</w:t>
+            </w:r>
+          </w:p>
+        </w:tc>
+        <w:tc>
+          <w:tcPr>
+            <w:tcW w:type="dxa" w:w="2200"/>
+            <w:tcMar>
+              <w:top w:type="dxa" w:w="80"/>
+              <w:left w:type="dxa" w:w="100"/>
+              <w:bottom w:type="dxa" w:w="80"/>
+              <w:right w:type="dxa" w:w="100"/>
+            </w:tcMar>
+            <w:vAlign w:val="center"/>
+          </w:tcPr>
+          <w:p>
+            <w:r>
+              <w:rPr>
+                <w:b w:val="false"/>
+                <w:bCs w:val="false"/>
+                <w:color w:val="000000"/>
+                <w:sz w:val="18"/>
+                <w:szCs w:val="18"/>
+              </w:rPr>
+              <w:t xml:space="preserve">TEXT</w:t>
+            </w:r>
+          </w:p>
+        </w:tc>
+        <w:tc>
+          <w:tcPr>
+            <w:tcW w:type="dxa" w:w="5000"/>
+            <w:tcMar>
+              <w:top w:type="dxa" w:w="80"/>
+              <w:left w:type="dxa" w:w="100"/>
+              <w:bottom w:type="dxa" w:w="80"/>
+              <w:right w:type="dxa" w:w="100"/>
+            </w:tcMar>
+            <w:vAlign w:val="center"/>
+          </w:tcPr>
+          <w:p>
+            <w:r>
+              <w:rPr>
+                <w:b w:val="false"/>
+                <w:bCs w:val="false"/>
+                <w:color w:val="000000"/>
+                <w:sz w:val="18"/>
+                <w:szCs w:val="18"/>
+              </w:rPr>
+              <w:t xml:space="preserve">アイコン画像URL(Googleプロフィール由来)</w:t>
+            </w:r>
+          </w:p>
+        </w:tc>
+      </w:tr>
+      <w:tr>
+        <w:tc>
+          <w:tcPr>
+            <w:tcW w:type="dxa" w:w="2800"/>
+            <w:tcMar>
+              <w:top w:type="dxa" w:w="80"/>
+              <w:left w:type="dxa" w:w="100"/>
+              <w:bottom w:type="dxa" w:w="80"/>
+              <w:right w:type="dxa" w:w="100"/>
+            </w:tcMar>
+            <w:vAlign w:val="center"/>
+          </w:tcPr>
+          <w:p>
+            <w:r>
+              <w:rPr>
+                <w:b w:val="false"/>
+                <w:bCs w:val="false"/>
+                <w:color w:val="000000"/>
+                <w:sz w:val="18"/>
+                <w:szCs w:val="18"/>
+              </w:rPr>
+              <w:t xml:space="preserve">totp_secret</w:t>
+            </w:r>
+          </w:p>
+        </w:tc>
+        <w:tc>
+          <w:tcPr>
+            <w:tcW w:type="dxa" w:w="2200"/>
+            <w:tcMar>
+              <w:top w:type="dxa" w:w="80"/>
+              <w:left w:type="dxa" w:w="100"/>
+              <w:bottom w:type="dxa" w:w="80"/>
+              <w:right w:type="dxa" w:w="100"/>
+            </w:tcMar>
+            <w:vAlign w:val="center"/>
+          </w:tcPr>
+          <w:p>
+            <w:r>
+              <w:rPr>
+                <w:b w:val="false"/>
+                <w:bCs w:val="false"/>
+                <w:color w:val="000000"/>
+                <w:sz w:val="18"/>
+                <w:szCs w:val="18"/>
+              </w:rPr>
+              <w:t xml:space="preserve">TEXT</w:t>
+            </w:r>
+          </w:p>
+        </w:tc>
+        <w:tc>
+          <w:tcPr>
+            <w:tcW w:type="dxa" w:w="5000"/>
+            <w:tcMar>
+              <w:top w:type="dxa" w:w="80"/>
+              <w:left w:type="dxa" w:w="100"/>
+              <w:bottom w:type="dxa" w:w="80"/>
+              <w:right w:type="dxa" w:w="100"/>
+            </w:tcMar>
+            <w:vAlign w:val="center"/>
+          </w:tcPr>
+          <w:p>
+            <w:r>
+              <w:rPr>
+                <w:b w:val="false"/>
+                <w:bCs w:val="false"/>
+                <w:color w:val="000000"/>
+                <w:sz w:val="18"/>
+                <w:szCs w:val="18"/>
+              </w:rPr>
+              <w:t xml:space="preserve">2段階認証(TOTP)の秘密鍵(base32)。無効時はNULL</w:t>
+            </w:r>
+          </w:p>
+        </w:tc>
+      </w:tr>
+      <w:tr>
+        <w:tc>
+          <w:tcPr>
+            <w:tcW w:type="dxa" w:w="2800"/>
+            <w:tcMar>
+              <w:top w:type="dxa" w:w="80"/>
+              <w:left w:type="dxa" w:w="100"/>
+              <w:bottom w:type="dxa" w:w="80"/>
+              <w:right w:type="dxa" w:w="100"/>
+            </w:tcMar>
+            <w:vAlign w:val="center"/>
+          </w:tcPr>
+          <w:p>
+            <w:r>
+              <w:rPr>
+                <w:b w:val="false"/>
+                <w:bCs w:val="false"/>
+                <w:color w:val="000000"/>
+                <w:sz w:val="18"/>
+                <w:szCs w:val="18"/>
+              </w:rPr>
+              <w:t xml:space="preserve">totp_enabled</w:t>
+            </w:r>
+          </w:p>
+        </w:tc>
+        <w:tc>
+          <w:tcPr>
+            <w:tcW w:type="dxa" w:w="2200"/>
+            <w:tcMar>
+              <w:top w:type="dxa" w:w="80"/>
+              <w:left w:type="dxa" w:w="100"/>
+              <w:bottom w:type="dxa" w:w="80"/>
+              <w:right w:type="dxa" w:w="100"/>
+            </w:tcMar>
+            <w:vAlign w:val="center"/>
+          </w:tcPr>
+          <w:p>
+            <w:r>
+              <w:rPr>
+                <w:b w:val="false"/>
+                <w:bCs w:val="false"/>
+                <w:color w:val="000000"/>
+                <w:sz w:val="18"/>
+                <w:szCs w:val="18"/>
+              </w:rPr>
+              <w:t xml:space="preserve">INTEGER DEFAULT 0</w:t>
+            </w:r>
+          </w:p>
+        </w:tc>
+        <w:tc>
+          <w:tcPr>
+            <w:tcW w:type="dxa" w:w="5000"/>
+            <w:tcMar>
+              <w:top w:type="dxa" w:w="80"/>
+              <w:left w:type="dxa" w:w="100"/>
+              <w:bottom w:type="dxa" w:w="80"/>
+              <w:right w:type="dxa" w:w="100"/>
+            </w:tcMar>
+            <w:vAlign w:val="center"/>
+          </w:tcPr>
+          <w:p>
+            <w:r>
+              <w:rPr>
+                <w:b w:val="false"/>
+                <w:bCs w:val="false"/>
+                <w:color w:val="000000"/>
+                <w:sz w:val="18"/>
+                <w:szCs w:val="18"/>
+              </w:rPr>
+              <w:t xml:space="preserve">2段階認証が有効かどうか</w:t>
+            </w:r>
+          </w:p>
+        </w:tc>
+      </w:tr>
+      <w:tr>
+        <w:tc>
+          <w:tcPr>
+            <w:tcW w:type="dxa" w:w="2800"/>
+            <w:tcMar>
+              <w:top w:type="dxa" w:w="80"/>
+              <w:left w:type="dxa" w:w="100"/>
+              <w:bottom w:type="dxa" w:w="80"/>
+              <w:right w:type="dxa" w:w="100"/>
+            </w:tcMar>
+            <w:vAlign w:val="center"/>
+          </w:tcPr>
+          <w:p>
+            <w:r>
+              <w:rPr>
+                <w:b w:val="false"/>
+                <w:bCs w:val="false"/>
+                <w:color w:val="000000"/>
+                <w:sz w:val="18"/>
+                <w:szCs w:val="18"/>
+              </w:rPr>
+              <w:t xml:space="preserve">totp_backup_codes</w:t>
+            </w:r>
+          </w:p>
+        </w:tc>
+        <w:tc>
+          <w:tcPr>
+            <w:tcW w:type="dxa" w:w="2200"/>
+            <w:tcMar>
+              <w:top w:type="dxa" w:w="80"/>
+              <w:left w:type="dxa" w:w="100"/>
+              <w:bottom w:type="dxa" w:w="80"/>
+              <w:right w:type="dxa" w:w="100"/>
+            </w:tcMar>
+            <w:vAlign w:val="center"/>
+          </w:tcPr>
+          <w:p>
+            <w:r>
+              <w:rPr>
+                <w:b w:val="false"/>
+                <w:bCs w:val="false"/>
+                <w:color w:val="000000"/>
+                <w:sz w:val="18"/>
+                <w:szCs w:val="18"/>
+              </w:rPr>
+              <w:t xml:space="preserve">TEXT</w:t>
+            </w:r>
+          </w:p>
+        </w:tc>
+        <w:tc>
+          <w:tcPr>
+            <w:tcW w:type="dxa" w:w="5000"/>
+            <w:tcMar>
+              <w:top w:type="dxa" w:w="80"/>
+              <w:left w:type="dxa" w:w="100"/>
+              <w:bottom w:type="dxa" w:w="80"/>
+              <w:right w:type="dxa" w:w="100"/>
+            </w:tcMar>
+            <w:vAlign w:val="center"/>
+          </w:tcPr>
+          <w:p>
+            <w:r>
+              <w:rPr>
+                <w:b w:val="false"/>
+                <w:bCs w:val="false"/>
+                <w:color w:val="000000"/>
+                <w:sz w:val="18"/>
+                <w:szCs w:val="18"/>
+              </w:rPr>
+              <w:t xml:space="preserve">バックアップコードのハッシュ値をJSON配列で保持(平文は保存しない)</w:t>
+            </w:r>
+          </w:p>
+        </w:tc>
+      </w:tr>
     </w:tbl>
     <w:p>
       <w:pPr>
@@ -2313,6 +2757,1050 @@
                 <w:szCs w:val="18"/>
               </w:rPr>
               <w:t xml:space="preserve">紐づくユーザーと有効期限</w:t>
+            </w:r>
+          </w:p>
+        </w:tc>
+      </w:tr>
+    </w:tbl>
+    <w:p>
+      <w:pPr>
+        <w:pStyle w:val="Heading2"/>
+        <w:spacing w:after="150" w:before="300"/>
+      </w:pPr>
+      <w:r>
+        <w:rPr>
+          <w:b/>
+          <w:bCs/>
+          <w:color w:val="1B2333"/>
+          <w:sz w:val="24"/>
+          <w:szCs w:val="24"/>
+        </w:rPr>
+        <w:t xml:space="preserve">two_factor_pending</w:t>
+      </w:r>
+    </w:p>
+    <w:p>
+      <w:pPr>
+        <w:spacing w:after="120"/>
+      </w:pPr>
+      <w:r>
+        <w:rPr>
+          <w:sz w:val="20"/>
+          <w:szCs w:val="20"/>
+        </w:rPr>
+        <w:t xml:space="preserve">パスワード/Googleログインは成功したが2FAコード入力待ちの状態(5分間有効)。</w:t>
+      </w:r>
+    </w:p>
+    <w:tbl>
+      <w:tblPr>
+        <w:tblW w:type="dxa" w:w="10000"/>
+        <w:tblBorders>
+          <w:top w:val="single" w:color="auto" w:sz="4"/>
+          <w:left w:val="single" w:color="auto" w:sz="4"/>
+          <w:bottom w:val="single" w:color="auto" w:sz="4"/>
+          <w:right w:val="single" w:color="auto" w:sz="4"/>
+          <w:insideH w:val="single" w:color="auto" w:sz="4"/>
+          <w:insideV w:val="single" w:color="auto" w:sz="4"/>
+        </w:tblBorders>
+      </w:tblPr>
+      <w:tblGrid>
+        <w:gridCol w:w="2800"/>
+        <w:gridCol w:w="2200"/>
+        <w:gridCol w:w="5000"/>
+      </w:tblGrid>
+      <w:tr>
+        <w:trPr>
+          <w:tblHeader/>
+        </w:trPr>
+        <w:tc>
+          <w:tcPr>
+            <w:tcW w:type="dxa" w:w="2800"/>
+            <w:shd w:fill="1B2333" w:val="clear"/>
+            <w:tcMar>
+              <w:top w:type="dxa" w:w="80"/>
+              <w:left w:type="dxa" w:w="100"/>
+              <w:bottom w:type="dxa" w:w="80"/>
+              <w:right w:type="dxa" w:w="100"/>
+            </w:tcMar>
+            <w:vAlign w:val="center"/>
+          </w:tcPr>
+          <w:p>
+            <w:r>
+              <w:rPr>
+                <w:b/>
+                <w:bCs/>
+                <w:color w:val="FFFFFF"/>
+                <w:sz w:val="18"/>
+                <w:szCs w:val="18"/>
+              </w:rPr>
+              <w:t xml:space="preserve">列名</w:t>
+            </w:r>
+          </w:p>
+        </w:tc>
+        <w:tc>
+          <w:tcPr>
+            <w:tcW w:type="dxa" w:w="2200"/>
+            <w:shd w:fill="1B2333" w:val="clear"/>
+            <w:tcMar>
+              <w:top w:type="dxa" w:w="80"/>
+              <w:left w:type="dxa" w:w="100"/>
+              <w:bottom w:type="dxa" w:w="80"/>
+              <w:right w:type="dxa" w:w="100"/>
+            </w:tcMar>
+            <w:vAlign w:val="center"/>
+          </w:tcPr>
+          <w:p>
+            <w:r>
+              <w:rPr>
+                <w:b/>
+                <w:bCs/>
+                <w:color w:val="FFFFFF"/>
+                <w:sz w:val="18"/>
+                <w:szCs w:val="18"/>
+              </w:rPr>
+              <w:t xml:space="preserve">型/制約</w:t>
+            </w:r>
+          </w:p>
+        </w:tc>
+        <w:tc>
+          <w:tcPr>
+            <w:tcW w:type="dxa" w:w="5000"/>
+            <w:shd w:fill="1B2333" w:val="clear"/>
+            <w:tcMar>
+              <w:top w:type="dxa" w:w="80"/>
+              <w:left w:type="dxa" w:w="100"/>
+              <w:bottom w:type="dxa" w:w="80"/>
+              <w:right w:type="dxa" w:w="100"/>
+            </w:tcMar>
+            <w:vAlign w:val="center"/>
+          </w:tcPr>
+          <w:p>
+            <w:r>
+              <w:rPr>
+                <w:b/>
+                <w:bCs/>
+                <w:color w:val="FFFFFF"/>
+                <w:sz w:val="18"/>
+                <w:szCs w:val="18"/>
+              </w:rPr>
+              <w:t xml:space="preserve">説明</w:t>
+            </w:r>
+          </w:p>
+        </w:tc>
+      </w:tr>
+      <w:tr>
+        <w:tc>
+          <w:tcPr>
+            <w:tcW w:type="dxa" w:w="2800"/>
+            <w:tcMar>
+              <w:top w:type="dxa" w:w="80"/>
+              <w:left w:type="dxa" w:w="100"/>
+              <w:bottom w:type="dxa" w:w="80"/>
+              <w:right w:type="dxa" w:w="100"/>
+            </w:tcMar>
+            <w:vAlign w:val="center"/>
+          </w:tcPr>
+          <w:p>
+            <w:r>
+              <w:rPr>
+                <w:b w:val="false"/>
+                <w:bCs w:val="false"/>
+                <w:color w:val="000000"/>
+                <w:sz w:val="18"/>
+                <w:szCs w:val="18"/>
+              </w:rPr>
+              <w:t xml:space="preserve">token</w:t>
+            </w:r>
+          </w:p>
+        </w:tc>
+        <w:tc>
+          <w:tcPr>
+            <w:tcW w:type="dxa" w:w="2200"/>
+            <w:tcMar>
+              <w:top w:type="dxa" w:w="80"/>
+              <w:left w:type="dxa" w:w="100"/>
+              <w:bottom w:type="dxa" w:w="80"/>
+              <w:right w:type="dxa" w:w="100"/>
+            </w:tcMar>
+            <w:vAlign w:val="center"/>
+          </w:tcPr>
+          <w:p>
+            <w:r>
+              <w:rPr>
+                <w:b w:val="false"/>
+                <w:bCs w:val="false"/>
+                <w:color w:val="000000"/>
+                <w:sz w:val="18"/>
+                <w:szCs w:val="18"/>
+              </w:rPr>
+              <w:t xml:space="preserve">TEXT PK</w:t>
+            </w:r>
+          </w:p>
+        </w:tc>
+        <w:tc>
+          <w:tcPr>
+            <w:tcW w:type="dxa" w:w="5000"/>
+            <w:tcMar>
+              <w:top w:type="dxa" w:w="80"/>
+              <w:left w:type="dxa" w:w="100"/>
+              <w:bottom w:type="dxa" w:w="80"/>
+              <w:right w:type="dxa" w:w="100"/>
+            </w:tcMar>
+            <w:vAlign w:val="center"/>
+          </w:tcPr>
+          <w:p>
+            <w:r>
+              <w:rPr>
+                <w:b w:val="false"/>
+                <w:bCs w:val="false"/>
+                <w:color w:val="000000"/>
+                <w:sz w:val="18"/>
+                <w:szCs w:val="18"/>
+              </w:rPr>
+              <w:t xml:space="preserve">コード入力用トークン(p2fa_接頭辞)</w:t>
+            </w:r>
+          </w:p>
+        </w:tc>
+      </w:tr>
+      <w:tr>
+        <w:tc>
+          <w:tcPr>
+            <w:tcW w:type="dxa" w:w="2800"/>
+            <w:tcMar>
+              <w:top w:type="dxa" w:w="80"/>
+              <w:left w:type="dxa" w:w="100"/>
+              <w:bottom w:type="dxa" w:w="80"/>
+              <w:right w:type="dxa" w:w="100"/>
+            </w:tcMar>
+            <w:vAlign w:val="center"/>
+          </w:tcPr>
+          <w:p>
+            <w:r>
+              <w:rPr>
+                <w:b w:val="false"/>
+                <w:bCs w:val="false"/>
+                <w:color w:val="000000"/>
+                <w:sz w:val="18"/>
+                <w:szCs w:val="18"/>
+              </w:rPr>
+              <w:t xml:space="preserve">user_id</w:t>
+            </w:r>
+          </w:p>
+        </w:tc>
+        <w:tc>
+          <w:tcPr>
+            <w:tcW w:type="dxa" w:w="2200"/>
+            <w:tcMar>
+              <w:top w:type="dxa" w:w="80"/>
+              <w:left w:type="dxa" w:w="100"/>
+              <w:bottom w:type="dxa" w:w="80"/>
+              <w:right w:type="dxa" w:w="100"/>
+            </w:tcMar>
+            <w:vAlign w:val="center"/>
+          </w:tcPr>
+          <w:p>
+            <w:r>
+              <w:rPr>
+                <w:b w:val="false"/>
+                <w:bCs w:val="false"/>
+                <w:color w:val="000000"/>
+                <w:sz w:val="18"/>
+                <w:szCs w:val="18"/>
+              </w:rPr>
+              <w:t xml:space="preserve">TEXT</w:t>
+            </w:r>
+          </w:p>
+        </w:tc>
+        <w:tc>
+          <w:tcPr>
+            <w:tcW w:type="dxa" w:w="5000"/>
+            <w:tcMar>
+              <w:top w:type="dxa" w:w="80"/>
+              <w:left w:type="dxa" w:w="100"/>
+              <w:bottom w:type="dxa" w:w="80"/>
+              <w:right w:type="dxa" w:w="100"/>
+            </w:tcMar>
+            <w:vAlign w:val="center"/>
+          </w:tcPr>
+          <w:p>
+            <w:r>
+              <w:rPr>
+                <w:b w:val="false"/>
+                <w:bCs w:val="false"/>
+                <w:color w:val="000000"/>
+                <w:sz w:val="18"/>
+                <w:szCs w:val="18"/>
+              </w:rPr>
+              <w:t xml:space="preserve">対象ユーザー</w:t>
+            </w:r>
+          </w:p>
+        </w:tc>
+      </w:tr>
+      <w:tr>
+        <w:tc>
+          <w:tcPr>
+            <w:tcW w:type="dxa" w:w="2800"/>
+            <w:tcMar>
+              <w:top w:type="dxa" w:w="80"/>
+              <w:left w:type="dxa" w:w="100"/>
+              <w:bottom w:type="dxa" w:w="80"/>
+              <w:right w:type="dxa" w:w="100"/>
+            </w:tcMar>
+            <w:vAlign w:val="center"/>
+          </w:tcPr>
+          <w:p>
+            <w:r>
+              <w:rPr>
+                <w:b w:val="false"/>
+                <w:bCs w:val="false"/>
+                <w:color w:val="000000"/>
+                <w:sz w:val="18"/>
+                <w:szCs w:val="18"/>
+              </w:rPr>
+              <w:t xml:space="preserve">attempts</w:t>
+            </w:r>
+          </w:p>
+        </w:tc>
+        <w:tc>
+          <w:tcPr>
+            <w:tcW w:type="dxa" w:w="2200"/>
+            <w:tcMar>
+              <w:top w:type="dxa" w:w="80"/>
+              <w:left w:type="dxa" w:w="100"/>
+              <w:bottom w:type="dxa" w:w="80"/>
+              <w:right w:type="dxa" w:w="100"/>
+            </w:tcMar>
+            <w:vAlign w:val="center"/>
+          </w:tcPr>
+          <w:p>
+            <w:r>
+              <w:rPr>
+                <w:b w:val="false"/>
+                <w:bCs w:val="false"/>
+                <w:color w:val="000000"/>
+                <w:sz w:val="18"/>
+                <w:szCs w:val="18"/>
+              </w:rPr>
+              <w:t xml:space="preserve">INTEGER DEFAULT 0</w:t>
+            </w:r>
+          </w:p>
+        </w:tc>
+        <w:tc>
+          <w:tcPr>
+            <w:tcW w:type="dxa" w:w="5000"/>
+            <w:tcMar>
+              <w:top w:type="dxa" w:w="80"/>
+              <w:left w:type="dxa" w:w="100"/>
+              <w:bottom w:type="dxa" w:w="80"/>
+              <w:right w:type="dxa" w:w="100"/>
+            </w:tcMar>
+            <w:vAlign w:val="center"/>
+          </w:tcPr>
+          <w:p>
+            <w:r>
+              <w:rPr>
+                <w:b w:val="false"/>
+                <w:bCs w:val="false"/>
+                <w:color w:val="000000"/>
+                <w:sz w:val="18"/>
+                <w:szCs w:val="18"/>
+              </w:rPr>
+              <w:t xml:space="preserve">コード誤入力回数。8回で失効</w:t>
+            </w:r>
+          </w:p>
+        </w:tc>
+      </w:tr>
+      <w:tr>
+        <w:tc>
+          <w:tcPr>
+            <w:tcW w:type="dxa" w:w="2800"/>
+            <w:tcMar>
+              <w:top w:type="dxa" w:w="80"/>
+              <w:left w:type="dxa" w:w="100"/>
+              <w:bottom w:type="dxa" w:w="80"/>
+              <w:right w:type="dxa" w:w="100"/>
+            </w:tcMar>
+            <w:vAlign w:val="center"/>
+          </w:tcPr>
+          <w:p>
+            <w:r>
+              <w:rPr>
+                <w:b w:val="false"/>
+                <w:bCs w:val="false"/>
+                <w:color w:val="000000"/>
+                <w:sz w:val="18"/>
+                <w:szCs w:val="18"/>
+              </w:rPr>
+              <w:t xml:space="preserve">expires_at</w:t>
+            </w:r>
+          </w:p>
+        </w:tc>
+        <w:tc>
+          <w:tcPr>
+            <w:tcW w:type="dxa" w:w="2200"/>
+            <w:tcMar>
+              <w:top w:type="dxa" w:w="80"/>
+              <w:left w:type="dxa" w:w="100"/>
+              <w:bottom w:type="dxa" w:w="80"/>
+              <w:right w:type="dxa" w:w="100"/>
+            </w:tcMar>
+            <w:vAlign w:val="center"/>
+          </w:tcPr>
+          <w:p>
+            <w:r>
+              <w:rPr>
+                <w:b w:val="false"/>
+                <w:bCs w:val="false"/>
+                <w:color w:val="000000"/>
+                <w:sz w:val="18"/>
+                <w:szCs w:val="18"/>
+              </w:rPr>
+              <w:t xml:space="preserve">INTEGER</w:t>
+            </w:r>
+          </w:p>
+        </w:tc>
+        <w:tc>
+          <w:tcPr>
+            <w:tcW w:type="dxa" w:w="5000"/>
+            <w:tcMar>
+              <w:top w:type="dxa" w:w="80"/>
+              <w:left w:type="dxa" w:w="100"/>
+              <w:bottom w:type="dxa" w:w="80"/>
+              <w:right w:type="dxa" w:w="100"/>
+            </w:tcMar>
+            <w:vAlign w:val="center"/>
+          </w:tcPr>
+          <w:p>
+            <w:r>
+              <w:rPr>
+                <w:b w:val="false"/>
+                <w:bCs w:val="false"/>
+                <w:color w:val="000000"/>
+                <w:sz w:val="18"/>
+                <w:szCs w:val="18"/>
+              </w:rPr>
+              <w:t xml:space="preserve">有効期限</w:t>
+            </w:r>
+          </w:p>
+        </w:tc>
+      </w:tr>
+    </w:tbl>
+    <w:p>
+      <w:pPr>
+        <w:pStyle w:val="Heading2"/>
+        <w:spacing w:after="150" w:before="300"/>
+      </w:pPr>
+      <w:r>
+        <w:rPr>
+          <w:b/>
+          <w:bCs/>
+          <w:color w:val="1B2333"/>
+          <w:sz w:val="24"/>
+          <w:szCs w:val="24"/>
+        </w:rPr>
+        <w:t xml:space="preserve">oauth_state</w:t>
+      </w:r>
+    </w:p>
+    <w:p>
+      <w:pPr>
+        <w:spacing w:after="120"/>
+      </w:pPr>
+      <w:r>
+        <w:rPr>
+          <w:sz w:val="20"/>
+          <w:szCs w:val="20"/>
+        </w:rPr>
+        <w:t xml:space="preserve">GoogleログインのCSRF対策用state(単発使用・10分で失効)。</w:t>
+      </w:r>
+    </w:p>
+    <w:tbl>
+      <w:tblPr>
+        <w:tblW w:type="dxa" w:w="10000"/>
+        <w:tblBorders>
+          <w:top w:val="single" w:color="auto" w:sz="4"/>
+          <w:left w:val="single" w:color="auto" w:sz="4"/>
+          <w:bottom w:val="single" w:color="auto" w:sz="4"/>
+          <w:right w:val="single" w:color="auto" w:sz="4"/>
+          <w:insideH w:val="single" w:color="auto" w:sz="4"/>
+          <w:insideV w:val="single" w:color="auto" w:sz="4"/>
+        </w:tblBorders>
+      </w:tblPr>
+      <w:tblGrid>
+        <w:gridCol w:w="2800"/>
+        <w:gridCol w:w="2200"/>
+        <w:gridCol w:w="5000"/>
+      </w:tblGrid>
+      <w:tr>
+        <w:trPr>
+          <w:tblHeader/>
+        </w:trPr>
+        <w:tc>
+          <w:tcPr>
+            <w:tcW w:type="dxa" w:w="2800"/>
+            <w:shd w:fill="1B2333" w:val="clear"/>
+            <w:tcMar>
+              <w:top w:type="dxa" w:w="80"/>
+              <w:left w:type="dxa" w:w="100"/>
+              <w:bottom w:type="dxa" w:w="80"/>
+              <w:right w:type="dxa" w:w="100"/>
+            </w:tcMar>
+            <w:vAlign w:val="center"/>
+          </w:tcPr>
+          <w:p>
+            <w:r>
+              <w:rPr>
+                <w:b/>
+                <w:bCs/>
+                <w:color w:val="FFFFFF"/>
+                <w:sz w:val="18"/>
+                <w:szCs w:val="18"/>
+              </w:rPr>
+              <w:t xml:space="preserve">列名</w:t>
+            </w:r>
+          </w:p>
+        </w:tc>
+        <w:tc>
+          <w:tcPr>
+            <w:tcW w:type="dxa" w:w="2200"/>
+            <w:shd w:fill="1B2333" w:val="clear"/>
+            <w:tcMar>
+              <w:top w:type="dxa" w:w="80"/>
+              <w:left w:type="dxa" w:w="100"/>
+              <w:bottom w:type="dxa" w:w="80"/>
+              <w:right w:type="dxa" w:w="100"/>
+            </w:tcMar>
+            <w:vAlign w:val="center"/>
+          </w:tcPr>
+          <w:p>
+            <w:r>
+              <w:rPr>
+                <w:b/>
+                <w:bCs/>
+                <w:color w:val="FFFFFF"/>
+                <w:sz w:val="18"/>
+                <w:szCs w:val="18"/>
+              </w:rPr>
+              <w:t xml:space="preserve">型/制約</w:t>
+            </w:r>
+          </w:p>
+        </w:tc>
+        <w:tc>
+          <w:tcPr>
+            <w:tcW w:type="dxa" w:w="5000"/>
+            <w:shd w:fill="1B2333" w:val="clear"/>
+            <w:tcMar>
+              <w:top w:type="dxa" w:w="80"/>
+              <w:left w:type="dxa" w:w="100"/>
+              <w:bottom w:type="dxa" w:w="80"/>
+              <w:right w:type="dxa" w:w="100"/>
+            </w:tcMar>
+            <w:vAlign w:val="center"/>
+          </w:tcPr>
+          <w:p>
+            <w:r>
+              <w:rPr>
+                <w:b/>
+                <w:bCs/>
+                <w:color w:val="FFFFFF"/>
+                <w:sz w:val="18"/>
+                <w:szCs w:val="18"/>
+              </w:rPr>
+              <w:t xml:space="preserve">説明</w:t>
+            </w:r>
+          </w:p>
+        </w:tc>
+      </w:tr>
+      <w:tr>
+        <w:tc>
+          <w:tcPr>
+            <w:tcW w:type="dxa" w:w="2800"/>
+            <w:tcMar>
+              <w:top w:type="dxa" w:w="80"/>
+              <w:left w:type="dxa" w:w="100"/>
+              <w:bottom w:type="dxa" w:w="80"/>
+              <w:right w:type="dxa" w:w="100"/>
+            </w:tcMar>
+            <w:vAlign w:val="center"/>
+          </w:tcPr>
+          <w:p>
+            <w:r>
+              <w:rPr>
+                <w:b w:val="false"/>
+                <w:bCs w:val="false"/>
+                <w:color w:val="000000"/>
+                <w:sz w:val="18"/>
+                <w:szCs w:val="18"/>
+              </w:rPr>
+              <w:t xml:space="preserve">token</w:t>
+            </w:r>
+          </w:p>
+        </w:tc>
+        <w:tc>
+          <w:tcPr>
+            <w:tcW w:type="dxa" w:w="2200"/>
+            <w:tcMar>
+              <w:top w:type="dxa" w:w="80"/>
+              <w:left w:type="dxa" w:w="100"/>
+              <w:bottom w:type="dxa" w:w="80"/>
+              <w:right w:type="dxa" w:w="100"/>
+            </w:tcMar>
+            <w:vAlign w:val="center"/>
+          </w:tcPr>
+          <w:p>
+            <w:r>
+              <w:rPr>
+                <w:b w:val="false"/>
+                <w:bCs w:val="false"/>
+                <w:color w:val="000000"/>
+                <w:sz w:val="18"/>
+                <w:szCs w:val="18"/>
+              </w:rPr>
+              <w:t xml:space="preserve">TEXT PK</w:t>
+            </w:r>
+          </w:p>
+        </w:tc>
+        <w:tc>
+          <w:tcPr>
+            <w:tcW w:type="dxa" w:w="5000"/>
+            <w:tcMar>
+              <w:top w:type="dxa" w:w="80"/>
+              <w:left w:type="dxa" w:w="100"/>
+              <w:bottom w:type="dxa" w:w="80"/>
+              <w:right w:type="dxa" w:w="100"/>
+            </w:tcMar>
+            <w:vAlign w:val="center"/>
+          </w:tcPr>
+          <w:p>
+            <w:r>
+              <w:rPr>
+                <w:b w:val="false"/>
+                <w:bCs w:val="false"/>
+                <w:color w:val="000000"/>
+                <w:sz w:val="18"/>
+                <w:szCs w:val="18"/>
+              </w:rPr>
+              <w:t xml:space="preserve">state値。/startで発行し/callbackで検証後に削除</w:t>
+            </w:r>
+          </w:p>
+        </w:tc>
+      </w:tr>
+      <w:tr>
+        <w:tc>
+          <w:tcPr>
+            <w:tcW w:type="dxa" w:w="2800"/>
+            <w:tcMar>
+              <w:top w:type="dxa" w:w="80"/>
+              <w:left w:type="dxa" w:w="100"/>
+              <w:bottom w:type="dxa" w:w="80"/>
+              <w:right w:type="dxa" w:w="100"/>
+            </w:tcMar>
+            <w:vAlign w:val="center"/>
+          </w:tcPr>
+          <w:p>
+            <w:r>
+              <w:rPr>
+                <w:b w:val="false"/>
+                <w:bCs w:val="false"/>
+                <w:color w:val="000000"/>
+                <w:sz w:val="18"/>
+                <w:szCs w:val="18"/>
+              </w:rPr>
+              <w:t xml:space="preserve">created_at / expires_at</w:t>
+            </w:r>
+          </w:p>
+        </w:tc>
+        <w:tc>
+          <w:tcPr>
+            <w:tcW w:type="dxa" w:w="2200"/>
+            <w:tcMar>
+              <w:top w:type="dxa" w:w="80"/>
+              <w:left w:type="dxa" w:w="100"/>
+              <w:bottom w:type="dxa" w:w="80"/>
+              <w:right w:type="dxa" w:w="100"/>
+            </w:tcMar>
+            <w:vAlign w:val="center"/>
+          </w:tcPr>
+          <w:p>
+            <w:r>
+              <w:rPr>
+                <w:b w:val="false"/>
+                <w:bCs w:val="false"/>
+                <w:color w:val="000000"/>
+                <w:sz w:val="18"/>
+                <w:szCs w:val="18"/>
+              </w:rPr>
+              <w:t xml:space="preserve">INTEGER</w:t>
+            </w:r>
+          </w:p>
+        </w:tc>
+        <w:tc>
+          <w:tcPr>
+            <w:tcW w:type="dxa" w:w="5000"/>
+            <w:tcMar>
+              <w:top w:type="dxa" w:w="80"/>
+              <w:left w:type="dxa" w:w="100"/>
+              <w:bottom w:type="dxa" w:w="80"/>
+              <w:right w:type="dxa" w:w="100"/>
+            </w:tcMar>
+            <w:vAlign w:val="center"/>
+          </w:tcPr>
+          <w:p>
+            <w:r>
+              <w:rPr>
+                <w:b w:val="false"/>
+                <w:bCs w:val="false"/>
+                <w:color w:val="000000"/>
+                <w:sz w:val="18"/>
+                <w:szCs w:val="18"/>
+              </w:rPr>
+              <w:t xml:space="preserve">発行日時と有効期限</w:t>
+            </w:r>
+          </w:p>
+        </w:tc>
+      </w:tr>
+    </w:tbl>
+    <w:p>
+      <w:pPr>
+        <w:pStyle w:val="Heading2"/>
+        <w:spacing w:after="150" w:before="300"/>
+      </w:pPr>
+      <w:r>
+        <w:rPr>
+          <w:b/>
+          <w:bCs/>
+          <w:color w:val="1B2333"/>
+          <w:sz w:val="24"/>
+          <w:szCs w:val="24"/>
+        </w:rPr>
+        <w:t xml:space="preserve">oauth_handoff</w:t>
+      </w:r>
+    </w:p>
+    <w:p>
+      <w:pPr>
+        <w:spacing w:after="120"/>
+      </w:pPr>
+      <w:r>
+        <w:rPr>
+          <w:sz w:val="20"/>
+          <w:szCs w:val="20"/>
+        </w:rPr>
+        <w:t xml:space="preserve">Googleコールバック完了後、発行済みセッショントークンをSPAへ安全に引き渡すためのワンタイムコード(60秒・単発で失効)。</w:t>
+      </w:r>
+    </w:p>
+    <w:tbl>
+      <w:tblPr>
+        <w:tblW w:type="dxa" w:w="10000"/>
+        <w:tblBorders>
+          <w:top w:val="single" w:color="auto" w:sz="4"/>
+          <w:left w:val="single" w:color="auto" w:sz="4"/>
+          <w:bottom w:val="single" w:color="auto" w:sz="4"/>
+          <w:right w:val="single" w:color="auto" w:sz="4"/>
+          <w:insideH w:val="single" w:color="auto" w:sz="4"/>
+          <w:insideV w:val="single" w:color="auto" w:sz="4"/>
+        </w:tblBorders>
+      </w:tblPr>
+      <w:tblGrid>
+        <w:gridCol w:w="2800"/>
+        <w:gridCol w:w="2200"/>
+        <w:gridCol w:w="5000"/>
+      </w:tblGrid>
+      <w:tr>
+        <w:trPr>
+          <w:tblHeader/>
+        </w:trPr>
+        <w:tc>
+          <w:tcPr>
+            <w:tcW w:type="dxa" w:w="2800"/>
+            <w:shd w:fill="1B2333" w:val="clear"/>
+            <w:tcMar>
+              <w:top w:type="dxa" w:w="80"/>
+              <w:left w:type="dxa" w:w="100"/>
+              <w:bottom w:type="dxa" w:w="80"/>
+              <w:right w:type="dxa" w:w="100"/>
+            </w:tcMar>
+            <w:vAlign w:val="center"/>
+          </w:tcPr>
+          <w:p>
+            <w:r>
+              <w:rPr>
+                <w:b/>
+                <w:bCs/>
+                <w:color w:val="FFFFFF"/>
+                <w:sz w:val="18"/>
+                <w:szCs w:val="18"/>
+              </w:rPr>
+              <w:t xml:space="preserve">列名</w:t>
+            </w:r>
+          </w:p>
+        </w:tc>
+        <w:tc>
+          <w:tcPr>
+            <w:tcW w:type="dxa" w:w="2200"/>
+            <w:shd w:fill="1B2333" w:val="clear"/>
+            <w:tcMar>
+              <w:top w:type="dxa" w:w="80"/>
+              <w:left w:type="dxa" w:w="100"/>
+              <w:bottom w:type="dxa" w:w="80"/>
+              <w:right w:type="dxa" w:w="100"/>
+            </w:tcMar>
+            <w:vAlign w:val="center"/>
+          </w:tcPr>
+          <w:p>
+            <w:r>
+              <w:rPr>
+                <w:b/>
+                <w:bCs/>
+                <w:color w:val="FFFFFF"/>
+                <w:sz w:val="18"/>
+                <w:szCs w:val="18"/>
+              </w:rPr>
+              <w:t xml:space="preserve">型/制約</w:t>
+            </w:r>
+          </w:p>
+        </w:tc>
+        <w:tc>
+          <w:tcPr>
+            <w:tcW w:type="dxa" w:w="5000"/>
+            <w:shd w:fill="1B2333" w:val="clear"/>
+            <w:tcMar>
+              <w:top w:type="dxa" w:w="80"/>
+              <w:left w:type="dxa" w:w="100"/>
+              <w:bottom w:type="dxa" w:w="80"/>
+              <w:right w:type="dxa" w:w="100"/>
+            </w:tcMar>
+            <w:vAlign w:val="center"/>
+          </w:tcPr>
+          <w:p>
+            <w:r>
+              <w:rPr>
+                <w:b/>
+                <w:bCs/>
+                <w:color w:val="FFFFFF"/>
+                <w:sz w:val="18"/>
+                <w:szCs w:val="18"/>
+              </w:rPr>
+              <w:t xml:space="preserve">説明</w:t>
+            </w:r>
+          </w:p>
+        </w:tc>
+      </w:tr>
+      <w:tr>
+        <w:tc>
+          <w:tcPr>
+            <w:tcW w:type="dxa" w:w="2800"/>
+            <w:tcMar>
+              <w:top w:type="dxa" w:w="80"/>
+              <w:left w:type="dxa" w:w="100"/>
+              <w:bottom w:type="dxa" w:w="80"/>
+              <w:right w:type="dxa" w:w="100"/>
+            </w:tcMar>
+            <w:vAlign w:val="center"/>
+          </w:tcPr>
+          <w:p>
+            <w:r>
+              <w:rPr>
+                <w:b w:val="false"/>
+                <w:bCs w:val="false"/>
+                <w:color w:val="000000"/>
+                <w:sz w:val="18"/>
+                <w:szCs w:val="18"/>
+              </w:rPr>
+              <w:t xml:space="preserve">code</w:t>
+            </w:r>
+          </w:p>
+        </w:tc>
+        <w:tc>
+          <w:tcPr>
+            <w:tcW w:type="dxa" w:w="2200"/>
+            <w:tcMar>
+              <w:top w:type="dxa" w:w="80"/>
+              <w:left w:type="dxa" w:w="100"/>
+              <w:bottom w:type="dxa" w:w="80"/>
+              <w:right w:type="dxa" w:w="100"/>
+            </w:tcMar>
+            <w:vAlign w:val="center"/>
+          </w:tcPr>
+          <w:p>
+            <w:r>
+              <w:rPr>
+                <w:b w:val="false"/>
+                <w:bCs w:val="false"/>
+                <w:color w:val="000000"/>
+                <w:sz w:val="18"/>
+                <w:szCs w:val="18"/>
+              </w:rPr>
+              <w:t xml:space="preserve">TEXT PK</w:t>
+            </w:r>
+          </w:p>
+        </w:tc>
+        <w:tc>
+          <w:tcPr>
+            <w:tcW w:type="dxa" w:w="5000"/>
+            <w:tcMar>
+              <w:top w:type="dxa" w:w="80"/>
+              <w:left w:type="dxa" w:w="100"/>
+              <w:bottom w:type="dxa" w:w="80"/>
+              <w:right w:type="dxa" w:w="100"/>
+            </w:tcMar>
+            <w:vAlign w:val="center"/>
+          </w:tcPr>
+          <w:p>
+            <w:r>
+              <w:rPr>
+                <w:b w:val="false"/>
+                <w:bCs w:val="false"/>
+                <w:color w:val="000000"/>
+                <w:sz w:val="18"/>
+                <w:szCs w:val="18"/>
+              </w:rPr>
+              <w:t xml:space="preserve">引換コード(oh_接頭辞)。URLに載せてもセッショントークン自体は露出しない</w:t>
+            </w:r>
+          </w:p>
+        </w:tc>
+      </w:tr>
+      <w:tr>
+        <w:tc>
+          <w:tcPr>
+            <w:tcW w:type="dxa" w:w="2800"/>
+            <w:tcMar>
+              <w:top w:type="dxa" w:w="80"/>
+              <w:left w:type="dxa" w:w="100"/>
+              <w:bottom w:type="dxa" w:w="80"/>
+              <w:right w:type="dxa" w:w="100"/>
+            </w:tcMar>
+            <w:vAlign w:val="center"/>
+          </w:tcPr>
+          <w:p>
+            <w:r>
+              <w:rPr>
+                <w:b w:val="false"/>
+                <w:bCs w:val="false"/>
+                <w:color w:val="000000"/>
+                <w:sz w:val="18"/>
+                <w:szCs w:val="18"/>
+              </w:rPr>
+              <w:t xml:space="preserve">session_token</w:t>
+            </w:r>
+          </w:p>
+        </w:tc>
+        <w:tc>
+          <w:tcPr>
+            <w:tcW w:type="dxa" w:w="2200"/>
+            <w:tcMar>
+              <w:top w:type="dxa" w:w="80"/>
+              <w:left w:type="dxa" w:w="100"/>
+              <w:bottom w:type="dxa" w:w="80"/>
+              <w:right w:type="dxa" w:w="100"/>
+            </w:tcMar>
+            <w:vAlign w:val="center"/>
+          </w:tcPr>
+          <w:p>
+            <w:r>
+              <w:rPr>
+                <w:b w:val="false"/>
+                <w:bCs w:val="false"/>
+                <w:color w:val="000000"/>
+                <w:sz w:val="18"/>
+                <w:szCs w:val="18"/>
+              </w:rPr>
+              <w:t xml:space="preserve">TEXT</w:t>
+            </w:r>
+          </w:p>
+        </w:tc>
+        <w:tc>
+          <w:tcPr>
+            <w:tcW w:type="dxa" w:w="5000"/>
+            <w:tcMar>
+              <w:top w:type="dxa" w:w="80"/>
+              <w:left w:type="dxa" w:w="100"/>
+              <w:bottom w:type="dxa" w:w="80"/>
+              <w:right w:type="dxa" w:w="100"/>
+            </w:tcMar>
+            <w:vAlign w:val="center"/>
+          </w:tcPr>
+          <w:p>
+            <w:r>
+              <w:rPr>
+                <w:b w:val="false"/>
+                <w:bCs w:val="false"/>
+                <w:color w:val="000000"/>
+                <w:sz w:val="18"/>
+                <w:szCs w:val="18"/>
+              </w:rPr>
+              <w:t xml:space="preserve">引き換え先の実セッショントークン</w:t>
+            </w:r>
+          </w:p>
+        </w:tc>
+      </w:tr>
+      <w:tr>
+        <w:tc>
+          <w:tcPr>
+            <w:tcW w:type="dxa" w:w="2800"/>
+            <w:tcMar>
+              <w:top w:type="dxa" w:w="80"/>
+              <w:left w:type="dxa" w:w="100"/>
+              <w:bottom w:type="dxa" w:w="80"/>
+              <w:right w:type="dxa" w:w="100"/>
+            </w:tcMar>
+            <w:vAlign w:val="center"/>
+          </w:tcPr>
+          <w:p>
+            <w:r>
+              <w:rPr>
+                <w:b w:val="false"/>
+                <w:bCs w:val="false"/>
+                <w:color w:val="000000"/>
+                <w:sz w:val="18"/>
+                <w:szCs w:val="18"/>
+              </w:rPr>
+              <w:t xml:space="preserve">expires_at</w:t>
+            </w:r>
+          </w:p>
+        </w:tc>
+        <w:tc>
+          <w:tcPr>
+            <w:tcW w:type="dxa" w:w="2200"/>
+            <w:tcMar>
+              <w:top w:type="dxa" w:w="80"/>
+              <w:left w:type="dxa" w:w="100"/>
+              <w:bottom w:type="dxa" w:w="80"/>
+              <w:right w:type="dxa" w:w="100"/>
+            </w:tcMar>
+            <w:vAlign w:val="center"/>
+          </w:tcPr>
+          <w:p>
+            <w:r>
+              <w:rPr>
+                <w:b w:val="false"/>
+                <w:bCs w:val="false"/>
+                <w:color w:val="000000"/>
+                <w:sz w:val="18"/>
+                <w:szCs w:val="18"/>
+              </w:rPr>
+              <w:t xml:space="preserve">INTEGER</w:t>
+            </w:r>
+          </w:p>
+        </w:tc>
+        <w:tc>
+          <w:tcPr>
+            <w:tcW w:type="dxa" w:w="5000"/>
+            <w:tcMar>
+              <w:top w:type="dxa" w:w="80"/>
+              <w:left w:type="dxa" w:w="100"/>
+              <w:bottom w:type="dxa" w:w="80"/>
+              <w:right w:type="dxa" w:w="100"/>
+            </w:tcMar>
+            <w:vAlign w:val="center"/>
+          </w:tcPr>
+          <w:p>
+            <w:r>
+              <w:rPr>
+                <w:b w:val="false"/>
+                <w:bCs w:val="false"/>
+                <w:color w:val="000000"/>
+                <w:sz w:val="18"/>
+                <w:szCs w:val="18"/>
+              </w:rPr>
+              <w:t xml:space="preserve">有効期限</w:t>
             </w:r>
           </w:p>
         </w:tc>
